--- a/Template/Procurement/6. ใบเสนอราคา/6.4.1 พี่เลี้ยงเด็กพิการ.docx
+++ b/Template/Procurement/6. ใบเสนอราคา/6.4.1 พี่เลี้ยงเด็กพิการ.docx
@@ -2873,7 +2873,34 @@
           <w:szCs w:val="32"/>
           <w:cs/>
         </w:rPr>
-        <w:t>จำนวน 1 ฉบับ</w:t>
+        <w:t xml:space="preserve">จำนวน </w:t>
+      </w:r>
+      <w:r>
+        <w:rPr>
+          <w:rFonts w:ascii="TH SarabunIT๙" w:hAnsi="TH SarabunIT๙" w:cs="TH SarabunIT๙" w:hint="cs"/>
+          <w:sz w:val="32"/>
+          <w:szCs w:val="32"/>
+          <w:cs/>
+        </w:rPr>
+        <w:t>.....</w:t>
+      </w:r>
+      <w:r>
+        <w:rPr>
+          <w:rFonts w:ascii="TH SarabunIT๙" w:hAnsi="TH SarabunIT๙" w:cs="TH SarabunIT๙" w:hint="cs"/>
+          <w:sz w:val="32"/>
+          <w:szCs w:val="32"/>
+          <w:cs/>
+        </w:rPr>
+        <w:t xml:space="preserve"> </w:t>
+      </w:r>
+      <w:r>
+        <w:rPr>
+          <w:rFonts w:ascii="TH SarabunIT๙" w:hAnsi="TH SarabunIT๙" w:cs="TH SarabunIT๙" w:hint="cs"/>
+          <w:sz w:val="32"/>
+          <w:szCs w:val="32"/>
+          <w:cs/>
+        </w:rPr>
+        <w:t xml:space="preserve"> ฉบับ</w:t>
       </w:r>
     </w:p>
     <w:p>
@@ -2881,7 +2908,7 @@
         <w:spacing w:after="0" w:line="240" w:lineRule="auto"/>
         <w:ind w:firstLine="720"/>
         <w:rPr>
-          <w:rFonts w:ascii="TH SarabunIT๙" w:hAnsi="TH SarabunIT๙" w:cs="TH SarabunIT๙"/>
+          <w:rFonts w:ascii="TH SarabunIT๙" w:hAnsi="TH SarabunIT๙" w:cs="TH SarabunIT๙" w:hint="cs"/>
           <w:sz w:val="32"/>
           <w:szCs w:val="32"/>
         </w:rPr>
@@ -2973,7 +3000,16 @@
           <w:szCs w:val="32"/>
           <w:cs/>
         </w:rPr>
-        <w:t>1</w:t>
+        <w:t>.....</w:t>
+      </w:r>
+      <w:r>
+        <w:rPr>
+          <w:rFonts w:ascii="TH SarabunIT๙" w:hAnsi="TH SarabunIT๙" w:cs="TH SarabunIT๙" w:hint="cs"/>
+          <w:sz w:val="32"/>
+          <w:szCs w:val="32"/>
+          <w:cs/>
+        </w:rPr>
+        <w:t xml:space="preserve"> </w:t>
       </w:r>
       <w:r>
         <w:rPr>
@@ -3001,15 +3037,6 @@
           <w:cs/>
         </w:rPr>
         <w:t xml:space="preserve"> </w:t>
-      </w:r>
-      <w:r>
-        <w:rPr>
-          <w:rFonts w:ascii="TH SarabunIT๙" w:hAnsi="TH SarabunIT๙" w:cs="TH SarabunIT๙"/>
-          <w:sz w:val="32"/>
-          <w:szCs w:val="32"/>
-          <w:cs/>
-        </w:rPr>
-        <w:tab/>
       </w:r>
     </w:p>
     <w:p>
@@ -3110,7 +3137,25 @@
           <w:szCs w:val="32"/>
           <w:cs/>
         </w:rPr>
-        <w:t xml:space="preserve">1 </w:t>
+        <w:t>.....</w:t>
+      </w:r>
+      <w:r>
+        <w:rPr>
+          <w:rFonts w:ascii="TH SarabunIT๙" w:hAnsi="TH SarabunIT๙" w:cs="TH SarabunIT๙" w:hint="cs"/>
+          <w:sz w:val="32"/>
+          <w:szCs w:val="32"/>
+          <w:cs/>
+        </w:rPr>
+        <w:t xml:space="preserve"> </w:t>
+      </w:r>
+      <w:r>
+        <w:rPr>
+          <w:rFonts w:ascii="TH SarabunIT๙" w:hAnsi="TH SarabunIT๙" w:cs="TH SarabunIT๙" w:hint="cs"/>
+          <w:sz w:val="32"/>
+          <w:szCs w:val="32"/>
+          <w:cs/>
+        </w:rPr>
+        <w:t xml:space="preserve"> </w:t>
       </w:r>
       <w:r>
         <w:rPr>
